--- a/roteiros/rick-e-renner/RickRenner_Parte4.docx
+++ b/roteiros/rick-e-renner/RickRenner_Parte4.docx
@@ -31,7 +31,7 @@
         <w:rPr>
           <w:color w:val="000000"/>
         </w:rPr>
-        <w:t>Gravaram um disco novo, chamado "Inacreditável Poder do Amor". Saíram em turnê comemorativa. Os fãs lotaram os shows para ver a dupla de novo no mesmo palco.</w:t>
+        <w:t>Gravaram um disco novo, chamado "Inacreditável Poder do Amor". Saíram em turnê comemorativa, de novo no mesmo palco.</w:t>
       </w:r>
     </w:p>
     <w:p>
@@ -45,17 +45,9 @@
     <w:p>
       <w:r>
         <w:rPr>
-          <w:color w:val="000000"/>
-        </w:rPr>
-        <w:t>Mais tarde, ele mesmo ia explicar por quê. Disse que tinha acreditado na mudança do ser humano.</w:t>
-      </w:r>
-    </w:p>
-    <w:p>
-      <w:r>
-        <w:rPr>
           <w:color w:val="C00000"/>
         </w:rPr>
-        <w:t>Guarde essa frase. Acreditei na mudança do ser humano. Porque, pouco mais de dois anos depois, ela ia aparecer de novo, num texto escrito por Rick no dia mais difícil da carreira dele.</w:t>
+        <w:t>Guarde essa decisão. Porque, pouco mais de dois anos depois, Rick ia contar ao país o que realmente pensava dela. Num texto escrito no dia mais difícil da carreira dele.</w:t>
       </w:r>
     </w:p>
     <w:p>
@@ -151,7 +143,7 @@
         <w:rPr>
           <w:color w:val="000000"/>
         </w:rPr>
-        <w:t>Esse é o quarto objeto dessa história. Um vídeo de poucos segundos, com um dos cantores mais famosos do país sem conseguir ficar de pé direito, numa avenida de São Paulo.</w:t>
+        <w:t>Esse é o quarto objeto dessa história. Um vídeo de poucos segundos, com um dos cantores mais famosos do país cambaleando numa avenida de São Paulo.</w:t>
       </w:r>
     </w:p>
     <w:p>
@@ -175,7 +167,7 @@
         <w:rPr>
           <w:color w:val="000000"/>
         </w:rPr>
-        <w:t>Na delegacia, deu uma explicação para o que tinha acontecido. Disse que estava apenas dando carona a um morador de rua.</w:t>
+        <w:t>Depois, deu uma explicação para o que tinha acontecido. Disse que estava apenas dando carona a um morador de rua.</w:t>
       </w:r>
     </w:p>
     <w:p>
@@ -247,7 +239,7 @@
         <w:rPr>
           <w:color w:val="000000"/>
         </w:rPr>
-        <w:t>Esse é o quinto objeto dessa história. Um telefone dentro de uma clínica de reabilitação. O mesmo tipo de ligação que, quase trinta anos antes, tinha unido os dois. Agora, ia separá-los.</w:t>
+        <w:t>Esse é o quinto objeto dessa história. Um telefone dentro de uma clínica de reabilitação. Quase trinta anos antes, um telefonema tinha unido os dois. Agora, outro telefonema ia separá-los.</w:t>
       </w:r>
     </w:p>
     <w:p>

--- a/roteiros/rick-e-renner/RickRenner_Parte4.docx
+++ b/roteiros/rick-e-renner/RickRenner_Parte4.docx
@@ -47,7 +47,7 @@
         <w:rPr>
           <w:color w:val="C00000"/>
         </w:rPr>
-        <w:t>Guarde essa decisão. Porque, pouco mais de dois anos depois, Rick ia contar ao país o que realmente pensava dela. Num texto escrito no dia mais difícil da carreira dele.</w:t>
+        <w:t>Aquela decisão ia custar caro. Pouco mais de dois anos depois, Rick ia contar ao país o que realmente pensava dela. Num texto escrito no dia mais difícil da carreira dele.</w:t>
       </w:r>
     </w:p>
     <w:p>
@@ -215,7 +215,23 @@
         <w:rPr>
           <w:color w:val="000000"/>
         </w:rPr>
-        <w:t>Mais tarde, ele contou por que tinha bebido naquele dia. Disse que estava angustiado porque não ia conseguir passar o Natal em Brasília, com a mãe. As passagens de avião estavam caras demais.</w:t>
+        <w:t>Dias depois, numa entrevista ao programa Domingo Espetacular, da Record, ele contou por que tinha bebido naquele dia. Disse que estava angustiado porque não ia conseguir passar o Natal em Brasília, com a mãe. As passagens de avião estavam caras demais.</w:t>
+      </w:r>
+    </w:p>
+    <w:p>
+      <w:r>
+        <w:rPr>
+          <w:color w:val="000000"/>
+        </w:rPr>
+        <w:t>Admitiu que bebia. Negou ser alcoólatra.</w:t>
+      </w:r>
+    </w:p>
+    <w:p>
+      <w:r>
+        <w:rPr>
+          <w:color w:val="000000"/>
+        </w:rPr>
+        <w:t>"Tem o alcoólatra que bebe todo dia, que usa para se estabilizar. Mas eu sou diferente. Se eu beber uma garrafa, eu acabo passando do limite."</w:t>
       </w:r>
     </w:p>
     <w:p>
@@ -319,6 +335,38 @@
         <w:rPr>
           <w:color w:val="1F4EB4"/>
         </w:rPr>
+        <w:t>Renner sentiu o golpe. Disse que esperava outra atitude do parceiro naquele momento.</w:t>
+      </w:r>
+    </w:p>
+    <w:p>
+      <w:r>
+        <w:rPr>
+          <w:color w:val="1F4EB4"/>
+        </w:rPr>
+        <w:t>"Estava com medo. Esperava que ele fosse lá, dizer: ele errou, vou acabar a dupla, mas, no momento, vou poupar a imagem dele."</w:t>
+      </w:r>
+    </w:p>
+    <w:p>
+      <w:r>
+        <w:rPr>
+          <w:color w:val="1F4EB4"/>
+        </w:rPr>
+        <w:t>Rick respondeu nas redes, sem levantar a voz.</w:t>
+      </w:r>
+    </w:p>
+    <w:p>
+      <w:r>
+        <w:rPr>
+          <w:color w:val="1F4EB4"/>
+        </w:rPr>
+        <w:t>"Não estaremos mais juntos, mas desejo do fundo do meu coração que Deus esteja em cada segundo de sua vida."</w:t>
+      </w:r>
+    </w:p>
+    <w:p>
+      <w:r>
+        <w:rPr>
+          <w:color w:val="1F4EB4"/>
+        </w:rPr>
         <w:t>E, quinze dias depois, Renner deu uma entrevista que mostrou até onde a queda tinha chegado.</w:t>
       </w:r>
     </w:p>
@@ -360,6 +408,14 @@
           <w:color w:val="1F4EB4"/>
         </w:rPr>
         <w:t>"Não bebi mais desde o acidente. E nem vou beber."</w:t>
+      </w:r>
+    </w:p>
+    <w:p>
+      <w:r>
+        <w:rPr>
+          <w:color w:val="1F4EB4"/>
+        </w:rPr>
+        <w:t>Segundo reportagens da época, ele tinha ficado só três dias internado na clínica de Santa Catarina. Saiu dizendo que ia trocar o sertanejo pelo gospel. O disco evangélico que ele tinha gravado anos antes, e que nunca saiu da gaveta, voltou a ser assunto.</w:t>
       </w:r>
     </w:p>
     <w:p>
@@ -415,6 +471,70 @@
         <w:rPr>
           <w:color w:val="000000"/>
         </w:rPr>
+        <w:t>E, nesse tempo, as feridas vieram a público.</w:t>
+      </w:r>
+    </w:p>
+    <w:p>
+      <w:r>
+        <w:rPr>
+          <w:color w:val="000000"/>
+        </w:rPr>
+        <w:t>Fevereiro de dois mil e dezesseis.</w:t>
+      </w:r>
+    </w:p>
+    <w:p>
+      <w:r>
+        <w:rPr>
+          <w:color w:val="000000"/>
+        </w:rPr>
+        <w:t>Numa entrevista à TV Record, Renner pediu desculpas a Rick em público. E disse uma frase que deixou o parceiro incomodado. Disse que perdoava Rick.</w:t>
+      </w:r>
+    </w:p>
+    <w:p>
+      <w:r>
+        <w:rPr>
+          <w:color w:val="000000"/>
+        </w:rPr>
+        <w:t>Pouco depois, no programa Domingo Show, da mesma emissora, Rick respondeu.</w:t>
+      </w:r>
+    </w:p>
+    <w:p>
+      <w:r>
+        <w:rPr>
+          <w:color w:val="000000"/>
+        </w:rPr>
+        <w:t>"Você diz 'eu te perdoo'. Eu coloco um ponto de interrogação aí. Eu queria saber onde que você me perdoa."</w:t>
+      </w:r>
+    </w:p>
+    <w:p>
+      <w:r>
+        <w:rPr>
+          <w:color w:val="000000"/>
+        </w:rPr>
+        <w:t>E completou.</w:t>
+      </w:r>
+    </w:p>
+    <w:p>
+      <w:r>
+        <w:rPr>
+          <w:color w:val="000000"/>
+        </w:rPr>
+        <w:t>"Da minha parte, você pode esquecer. Não tem mágoa, não tem raiva. Agora, eu acho que, se você tem que pedir perdão para alguém, teria que ser para o seu público."</w:t>
+      </w:r>
+    </w:p>
+    <w:p>
+      <w:r>
+        <w:rPr>
+          <w:color w:val="000000"/>
+        </w:rPr>
+        <w:t>Os dois estavam trocando recados duros em rede nacional.</w:t>
+      </w:r>
+    </w:p>
+    <w:p>
+      <w:r>
+        <w:rPr>
+          <w:color w:val="000000"/>
+        </w:rPr>
         <w:t>Muitos fãs achavam que, dessa vez, era para sempre.</w:t>
       </w:r>
     </w:p>
@@ -423,7 +543,7 @@
         <w:rPr>
           <w:color w:val="C00000"/>
         </w:rPr>
-        <w:t>Só que, em agosto de dois mil e dezoito, diante das câmeras de um dos programas mais vistos da televisão, os dois apareceram juntos de novo. E a decisão de Rick de dar mais uma chance ao parceiro ia levar os dois até o último palco que eles dividiram, em setembro de dois mil e vinte e seis.</w:t>
+        <w:t>Só que, dois anos depois, foi Renner quem procurou Rick. E, em agosto de dois mil e dezoito, diante das câmeras de um dos programas mais vistos da televisão, os dois apareceram juntos de novo. E a decisão de Rick de dar mais uma chance ao parceiro ia levar os dois até o último palco que eles dividiram, em setembro de dois mil e vinte e seis.</w:t>
       </w:r>
     </w:p>
     <w:sectPr>
